--- a/unicap/app/reports/defaults/capacity_pivot.ar.docx
+++ b/unicap/app/reports/defaults/capacity_pivot.ar.docx
@@ -596,7 +596,7 @@
                 <w:sz w:val="18"/>
                 <w:rtl/>
               </w:rPr>
-              <w:t>متفرغ ملاك</w:t>
+              <w:t>كلي ملاك</w:t>
             </w:r>
           </w:p>
         </w:tc>
@@ -614,7 +614,7 @@
                 <w:sz w:val="18"/>
                 <w:rtl/>
               </w:rPr>
-              <w:t>متفرغ معار</w:t>
+              <w:t>كلي معار</w:t>
             </w:r>
           </w:p>
         </w:tc>
@@ -863,7 +863,7 @@
         <w:rPr>
           <w:rtl/>
         </w:rPr>
-        <w:t>المدرسون الموقّعون: اختصاصي {{ f.mix.specialized }} · داعم {{ f.mix.supported }} · متفرغ {{ f.mix.fulltime }} · جزئي {{ f.mix.parttime }} · الدكاترة {{ f.mix.phds }} · حملة الماجستير {{ f.mix.masters }}</w:t>
+        <w:t>المدرسون الموقّعون: اختصاصي {{ f.mix.specialized }} · داعم {{ f.mix.supported }} · كلي {{ f.mix.fulltime }} · جزئي {{ f.mix.parttime }} · الدكاترة {{ f.mix.phds }} · حملة الماجستير {{ f.mix.masters }}</w:t>
       </w:r>
     </w:p>
     <w:p>
